--- a/Programacion II/Kit docente/Clase 4/Guion Docente Clase 4 - Mapas conjuntos e interfaces graficas GUI.docx
+++ b/Programacion II/Kit docente/Clase 4/Guion Docente Clase 4 - Mapas conjuntos e interfaces graficas GUI.docx
@@ -192,13 +192,16 @@
       </w:r>
     </w:p>
     <w:p>
+      <w:pPr>
+        <w:spacing w:before="200" w:after="60"/>
+      </w:pPr>
       <w:r>
         <w:rPr>
-          <w:b w:val="0"/>
-          <w:color w:val="4A4A49"/>
-          <w:sz w:val="22"/>
+          <w:b/>
+          <w:color w:val="1A1C1D"/>
+          <w:sz w:val="32"/>
         </w:rPr>
-        <w:t>Antes de entrar en materia, el reparto del tiempo, porque hoy son dos temas en un solo bloque de 120 minutos y hay que ser estricto: minutos 0 a 10 encuadre y repaso rapido de cola y pila; minutos 10 a 55 mapas y conjuntos con demo en consola; minutos 55 a 65 pausa; minutos 65 a 95 introduccion a Swing con la ventana construida en vivo; minutos 95 a 115 taller integrado donde la ventana consulta el HashMap; minutos 115 a 120 cierre y entrega en ExamLab. Si el primer bloque se alarga, la ventana queda sin terminar y la clase se pierde, asi que ponga un cronometro visible. El hilo que une los dos temas es uno solo: hoy le damos a VetCare la capacidad de responder en un instante la pregunta que mas hace la recepcionista de Huellitas, que es dame el expediente de la mascota M-004, y ademas le damos una pantalla para hacerla sin abrir el editor de codigo.</w:t>
+        <w:t>Apoyo por diapositiva</w:t>
       </w:r>
     </w:p>
     <w:p>
@@ -208,47 +211,113 @@
           <w:color w:val="4A4A49"/>
           <w:sz w:val="22"/>
         </w:rPr>
-        <w:t>El problema tecnico es este: con un ArrayList, buscar por ID obliga a recorrer la lista comparando uno por uno, lo que se llama busqueda lineal y en el peor caso revisa los 5.000 elementos del archivo historico. Un HashMap resuelve eso con una idea distinta: en vez de guardar solo el objeto, guarda parejas clave-valor, y usa la clave para calcular directamente en que casilla del arreglo interno esta el valor. Ese calculo lo hace el metodo hashCode() del objeto clave: convierte el texto M-004 en un numero, ese numero se transforma en una posicion del arreglo interno, y ahi mismo queda el expediente. Cuando dos claves distintas caen en la misma casilla (una colision), el mapa guarda ambas en esa casilla y usa equals() para distinguirlas al leer. El resultado practico es que get("M-004") no depende de cuantas mascotas haya: con 10 o con 100.000 tarda basicamente lo mismo, y eso es lo que vamos a medir en vivo con System.nanoTime(). En VetCare declaramos Map&lt;String, Expediente&gt; expedientes = new HashMap&lt;&gt;(); y la clave es el ID, que es unico por definicion.</w:t>
+        <w:t xml:space="preserve">Todo lo que hay que decir </w:t>
       </w:r>
-    </w:p>
-    <w:p>
+      <w:r>
+        <w:rPr>
+          <w:b/>
+          <w:color w:val="4A4A49"/>
+          <w:sz w:val="22"/>
+        </w:rPr>
+        <w:t>esta proyectado</w:t>
+      </w:r>
       <w:r>
         <w:rPr>
           <w:b w:val="0"/>
           <w:color w:val="4A4A49"/>
           <w:sz w:val="22"/>
         </w:rPr>
-        <w:t>La API de Map es corta pero tiene trampas que hay que nombrar en voz alta. put(clave, valor) agrega, pero si la clave ya existia reemplaza el valor anterior en silencio y devuelve el que estaba: eso significa que un HashMap nunca tiene claves repetidas, y que guardar dos veces M-001 no da error, simplemente pisa el expediente anterior, lo cual puede ser exactamente lo que usted quiere o un bug grave si no lo controla. get(clave) devuelve el valor o null si la clave no existe, por eso siempre hay que validar antes de usar el resultado; getOrDefault(clave, valorPorDefecto) es la version comoda. containsKey pregunta por la clave y containsValue por el valor, siendo esta ultima lenta porque esa si recorre todo el mapa. Para recorrer se usa for (Map.Entry&lt;String, Expediente&gt; e : expedientes.entrySet()) y dentro se leen e.getKey() y e.getValue(); tambien existen keySet() para las claves y values() para los valores. Y algo crucial: si algun dia usted usa un objeto propio como clave, esta obligado a sobreescribir equals() y hashCode() juntos, porque si no, el mapa guardara duplicados que a los ojos del negocio son el mismo.</w:t>
+        <w:t>. Esta seccion dice que subrayar en cada lamina, no repite su contenido.</w:t>
       </w:r>
     </w:p>
     <w:p>
+      <w:r>
+        <w:rPr>
+          <w:b/>
+          <w:color w:val="4A4A49"/>
+          <w:sz w:val="22"/>
+        </w:rPr>
+        <w:t>Antes de entrar en materia, el reparto del tiempo, porque hoy son dos...</w:t>
+      </w:r>
       <w:r>
         <w:rPr>
           <w:b w:val="0"/>
           <w:color w:val="4A4A49"/>
           <w:sz w:val="22"/>
         </w:rPr>
-        <w:t>El HashSet es el hermano del HashMap: por dentro es literalmente un HashMap donde solo importan las claves. Su promesa es una sola y es potente: no admite duplicados y responde en tiempo constante a la pregunta esto ya esta. Su metodo add devuelve un boolean que casi nadie mira y que vale oro: devuelve false si el elemento ya estaba. En VetCare lo usamos para dos cosas concretas: un Set&lt;String&gt; de IDs ya usados, para rechazar un registro duplicado sin recorrer nada, y un Set&lt;String&gt; de razas atendidas, que se llena solo y nos dice cuantas razas distintas ha visto la clinica sin que nadie las cuente a mano; como Firulais y Toby son los dos labradores, al guardar el segundo el conjunto responde false y sigue reportando una sola vez esa raza. Lo que un HashSet no le garantiza es el orden: si usted agrega Labrador, Criollo y Persa y luego imprime el conjunto, pueden salir en cualquier orden, porque la posicion la decide el hash. Si necesita conservar el orden de insercion use LinkedHashSet o LinkedHashMap, y si necesita orden alfabetico use TreeSet o TreeMap, que ordenan pero cuestan un poco mas.</w:t>
+        <w:t xml:space="preserve"> — 5 vinetas.</w:t>
       </w:r>
     </w:p>
     <w:p>
+      <w:r>
+        <w:rPr>
+          <w:b/>
+          <w:color w:val="4A4A49"/>
+          <w:sz w:val="22"/>
+        </w:rPr>
+        <w:t>El problema tecnico es este: con un ArrayList, buscar por ID obliga a...</w:t>
+      </w:r>
       <w:r>
         <w:rPr>
           <w:b w:val="0"/>
           <w:color w:val="4A4A49"/>
           <w:sz w:val="22"/>
         </w:rPr>
-        <w:t>Ahora la parte grafica, y aqui empieza el segundo bloque de la clase. Swing es la biblioteca de escritorio de Java y funciona por anidamiento: la ventana es un JFrame, dentro del frame hay un contenedor donde se ponen paneles JPanel, y dentro de los paneles van los componentes visibles como JLabel (texto fijo), JTextField (caja donde el usuario escribe) y JButton (boton). Como se acomodan esos componentes lo decide un layout manager: el JFrame usa BorderLayout por defecto, que reparte la ventana en NORTH, SOUTH, EAST, WEST y CENTER; el JPanel usa FlowLayout, que va poniendo los componentes en fila; y GridLayout arma una cuadricula de filas y columnas. Todo JFrame necesita tres lineas obligatorias o el estudiante creera que su programa no sirve: setDefaultCloseOperation(JFrame.EXIT_ON_CLOSE) para que cerrar la ventana termine el programa, setSize o pack para darle tamano, y setVisible(true) para que aparezca. Ademas, la ventana debe crearse dentro de SwingUtilities.invokeLater porque toda la interfaz de Swing vive en un hilo especial llamado EDT; hacerlo bien desde hoy evita cuelgues raros mas adelante.</w:t>
+        <w:t xml:space="preserve"> — 6 vinetas.</w:t>
       </w:r>
     </w:p>
     <w:p>
+      <w:r>
+        <w:rPr>
+          <w:b/>
+          <w:color w:val="4A4A49"/>
+          <w:sz w:val="22"/>
+        </w:rPr>
+        <w:t>La API de Map es corta pero tiene trampas que hay que nombrar en voz...</w:t>
+      </w:r>
       <w:r>
         <w:rPr>
           <w:b w:val="0"/>
           <w:color w:val="4A4A49"/>
           <w:sz w:val="22"/>
         </w:rPr>
-        <w:t>Error tipico del docente que no domina el tema: pegar una ventana entera —de un tutorial o de una IA— y escribir toda la logica del negocio dentro del actionPerformed del boton. Eso produce una demo bonita en cinco minutos y un curso que no entiende nada, porque el estudiante nunca ve donde se crea el JFrame ni como se conecta el evento. VS Code no trae disenador visual, y en esta clase eso es una ventaja, no una carencia: obliga a escribir la ventana a mano. Escribala completa al menos esta primera vez, y deje claro que la ventana solo lee el texto del JTextField y llama a un metodo del registro: la logica y el HashMap viven en la clase de negocio, no en la interfaz. Los otros tropiezos son mecanicos y hay que provocarlos a proposito: olvidar setVisible(true) y quedarse esperando una ventana que nunca aparece; usar setLayout(null) y posicionar todo con coordenadas fijas que se descuadran al cambiar el tamano; y en la parte de mapas, imprimir un HashMap esperando el orden de insercion y no poder explicar por que salio revuelto. Ensaye la clase completa una vez de corrido antes del miercoles, con cronometro, porque el riesgo real de hoy no es tecnico sino de tiempo.</w:t>
+        <w:t xml:space="preserve"> — 6 vinetas.</w:t>
+      </w:r>
+    </w:p>
+    <w:p>
+      <w:r>
+        <w:rPr>
+          <w:b/>
+          <w:color w:val="4A4A49"/>
+          <w:sz w:val="22"/>
+        </w:rPr>
+        <w:t>El HashSet es el hermano del HashMap: por dentro es literalmente un...</w:t>
+      </w:r>
+      <w:r>
+        <w:rPr>
+          <w:b w:val="0"/>
+          <w:color w:val="4A4A49"/>
+          <w:sz w:val="22"/>
+        </w:rPr>
+        <w:t xml:space="preserve"> — 8 vinetas.</w:t>
+      </w:r>
+    </w:p>
+    <w:p>
+      <w:r>
+        <w:rPr>
+          <w:b/>
+          <w:color w:val="4A4A49"/>
+          <w:sz w:val="22"/>
+        </w:rPr>
+        <w:t>Ahora la parte grafica, y aqui empieza el segundo bloque de la clase</w:t>
+      </w:r>
+      <w:r>
+        <w:rPr>
+          <w:b w:val="0"/>
+          <w:color w:val="4A4A49"/>
+          <w:sz w:val="22"/>
+        </w:rPr>
+        <w:t xml:space="preserve"> — 8 vinetas.</w:t>
       </w:r>
     </w:p>
     <w:p>

--- a/Programacion II/Kit docente/Clase 4/Guion Docente Clase 4 - Mapas conjuntos e interfaces graficas GUI.docx
+++ b/Programacion II/Kit docente/Clase 4/Guion Docente Clase 4 - Mapas conjuntos e interfaces graficas GUI.docx
@@ -245,6 +245,377 @@
           <w:color w:val="4A4A49"/>
           <w:sz w:val="22"/>
         </w:rPr>
+        <w:t xml:space="preserve"> — 4 vinetas.</w:t>
+      </w:r>
+    </w:p>
+    <w:p>
+      <w:pPr>
+        <w:pStyle w:val="ListBullet2"/>
+      </w:pPr>
+      <w:r>
+        <w:rPr>
+          <w:b w:val="0"/>
+          <w:color w:val="4A4A49"/>
+          <w:sz w:val="22"/>
+        </w:rPr>
+        <w:t>Si el primer bloque se alarga, la ventana queda sin terminar y la clase se pierde, asi que ponga un cronometro visible.</w:t>
+      </w:r>
+    </w:p>
+    <w:p>
+      <w:r>
+        <w:rPr>
+          <w:b/>
+          <w:color w:val="4A4A49"/>
+          <w:sz w:val="22"/>
+        </w:rPr>
+        <w:t>El problema tecnico es este: con un ArrayList, buscar por ID obliga a... (1/2)</w:t>
+      </w:r>
+      <w:r>
+        <w:rPr>
+          <w:b w:val="0"/>
+          <w:color w:val="4A4A49"/>
+          <w:sz w:val="22"/>
+        </w:rPr>
+        <w:t xml:space="preserve"> — 3 vinetas.</w:t>
+      </w:r>
+    </w:p>
+    <w:p>
+      <w:pPr>
+        <w:pStyle w:val="ListBullet2"/>
+      </w:pPr>
+      <w:r>
+        <w:rPr>
+          <w:b w:val="0"/>
+          <w:color w:val="4A4A49"/>
+          <w:sz w:val="22"/>
+        </w:rPr>
+        <w:t>Cuando dos claves distintas caen en la misma casilla (una colision), el mapa guarda ambas en esa casilla y usa equals() para distinguirlas al leer.</w:t>
+      </w:r>
+    </w:p>
+    <w:p>
+      <w:r>
+        <w:rPr>
+          <w:b/>
+          <w:color w:val="4A4A49"/>
+          <w:sz w:val="22"/>
+        </w:rPr>
+        <w:t>El problema tecnico es este: con un ArrayList, buscar por ID obliga a... (2/2)</w:t>
+      </w:r>
+      <w:r>
+        <w:rPr>
+          <w:b w:val="0"/>
+          <w:color w:val="4A4A49"/>
+          <w:sz w:val="22"/>
+        </w:rPr>
+        <w:t xml:space="preserve"> — 2 vinetas.</w:t>
+      </w:r>
+    </w:p>
+    <w:p>
+      <w:r>
+        <w:rPr>
+          <w:b/>
+          <w:color w:val="4A4A49"/>
+          <w:sz w:val="22"/>
+        </w:rPr>
+        <w:t>El problema tecnico es este: con un... — sintaxis</w:t>
+      </w:r>
+      <w:r>
+        <w:rPr>
+          <w:b w:val="0"/>
+          <w:color w:val="4A4A49"/>
+          <w:sz w:val="22"/>
+        </w:rPr>
+        <w:t xml:space="preserve"> — 1 vinetas.</w:t>
+      </w:r>
+    </w:p>
+    <w:p>
+      <w:r>
+        <w:rPr>
+          <w:b/>
+          <w:color w:val="4A4A49"/>
+          <w:sz w:val="22"/>
+        </w:rPr>
+        <w:t>La API de Map es corta pero tiene trampas que hay que nombrar en voz... (1/2)</w:t>
+      </w:r>
+      <w:r>
+        <w:rPr>
+          <w:b w:val="0"/>
+          <w:color w:val="4A4A49"/>
+          <w:sz w:val="22"/>
+        </w:rPr>
+        <w:t xml:space="preserve"> — 3 vinetas.</w:t>
+      </w:r>
+    </w:p>
+    <w:p>
+      <w:r>
+        <w:rPr>
+          <w:b/>
+          <w:color w:val="4A4A49"/>
+          <w:sz w:val="22"/>
+        </w:rPr>
+        <w:t>La API de Map es corta pero tiene trampas que hay que nombrar en voz... (2/2)</w:t>
+      </w:r>
+      <w:r>
+        <w:rPr>
+          <w:b w:val="0"/>
+          <w:color w:val="4A4A49"/>
+          <w:sz w:val="22"/>
+        </w:rPr>
+        <w:t xml:space="preserve"> — 3 vinetas.</w:t>
+      </w:r>
+    </w:p>
+    <w:p>
+      <w:r>
+        <w:rPr>
+          <w:b/>
+          <w:color w:val="4A4A49"/>
+          <w:sz w:val="22"/>
+        </w:rPr>
+        <w:t>La API de Map es corta pero tiene trampas que... — sintaxis</w:t>
+      </w:r>
+      <w:r>
+        <w:rPr>
+          <w:b w:val="0"/>
+          <w:color w:val="4A4A49"/>
+          <w:sz w:val="22"/>
+        </w:rPr>
+        <w:t xml:space="preserve"> — 1 vinetas.</w:t>
+      </w:r>
+    </w:p>
+    <w:p>
+      <w:r>
+        <w:rPr>
+          <w:b/>
+          <w:color w:val="4A4A49"/>
+          <w:sz w:val="22"/>
+        </w:rPr>
+        <w:t>El HashSet es el hermano del HashMap: por dentro es literalmente un...</w:t>
+      </w:r>
+      <w:r>
+        <w:rPr>
+          <w:b w:val="0"/>
+          <w:color w:val="4A4A49"/>
+          <w:sz w:val="22"/>
+        </w:rPr>
+        <w:t xml:space="preserve"> — 6 vinetas.</w:t>
+      </w:r>
+    </w:p>
+    <w:p>
+      <w:pPr>
+        <w:pStyle w:val="ListBullet2"/>
+      </w:pPr>
+      <w:r>
+        <w:rPr>
+          <w:b w:val="0"/>
+          <w:color w:val="4A4A49"/>
+          <w:sz w:val="22"/>
+        </w:rPr>
+        <w:t>Lo que un HashSet no le garantiza es el orden: si usted agrega Labrador, Criollo y Persa y luego imprime el conjunto, pueden salir en cualquier orden, porque la posicion la decide el hash.</w:t>
+      </w:r>
+    </w:p>
+    <w:p>
+      <w:pPr>
+        <w:pStyle w:val="ListBullet2"/>
+      </w:pPr>
+      <w:r>
+        <w:rPr>
+          <w:b w:val="0"/>
+          <w:color w:val="4A4A49"/>
+          <w:sz w:val="22"/>
+        </w:rPr>
+        <w:t>Si necesita conservar el orden de insercion use LinkedHashSet o LinkedHashMap, y si necesita orden alfabetico use TreeSet o TreeMap, que ordenan pero cuestan un poco mas.</w:t>
+      </w:r>
+    </w:p>
+    <w:p>
+      <w:r>
+        <w:rPr>
+          <w:b/>
+          <w:color w:val="4A4A49"/>
+          <w:sz w:val="22"/>
+        </w:rPr>
+        <w:t>Ahora la parte grafica, y aqui empieza el segundo bloque de la clase (1/2)</w:t>
+      </w:r>
+      <w:r>
+        <w:rPr>
+          <w:b w:val="0"/>
+          <w:color w:val="4A4A49"/>
+          <w:sz w:val="22"/>
+        </w:rPr>
+        <w:t xml:space="preserve"> — 4 vinetas.</w:t>
+      </w:r>
+    </w:p>
+    <w:p>
+      <w:pPr>
+        <w:pStyle w:val="ListBullet2"/>
+      </w:pPr>
+      <w:r>
+        <w:rPr>
+          <w:b w:val="0"/>
+          <w:color w:val="4A4A49"/>
+          <w:sz w:val="22"/>
+        </w:rPr>
+        <w:t>Ahora la parte grafica, y aqui empieza el segundo bloque de la clase.</w:t>
+      </w:r>
+    </w:p>
+    <w:p>
+      <w:r>
+        <w:rPr>
+          <w:b/>
+          <w:color w:val="4A4A49"/>
+          <w:sz w:val="22"/>
+        </w:rPr>
+        <w:t>Ahora la parte grafica, y aqui empieza el segundo bloque de la clase (2/2)</w:t>
+      </w:r>
+      <w:r>
+        <w:rPr>
+          <w:b w:val="0"/>
+          <w:color w:val="4A4A49"/>
+          <w:sz w:val="22"/>
+        </w:rPr>
+        <w:t xml:space="preserve"> — 3 vinetas.</w:t>
+      </w:r>
+    </w:p>
+    <w:p>
+      <w:r>
+        <w:rPr>
+          <w:b/>
+          <w:color w:val="4A4A49"/>
+          <w:sz w:val="22"/>
+        </w:rPr>
+        <w:t>class VetCareBuscarExpediente</w:t>
+      </w:r>
+      <w:r>
+        <w:rPr>
+          <w:b w:val="0"/>
+          <w:color w:val="4A4A49"/>
+          <w:sz w:val="22"/>
+        </w:rPr>
+        <w:t xml:space="preserve"> — 11 vinetas.</w:t>
+      </w:r>
+    </w:p>
+    <w:p>
+      <w:r>
+        <w:rPr>
+          <w:b/>
+          <w:color w:val="4A4A49"/>
+          <w:sz w:val="22"/>
+        </w:rPr>
+        <w:t>VetCareBuscarExpediente.java — VetCareBuscarExpediente()</w:t>
+      </w:r>
+      <w:r>
+        <w:rPr>
+          <w:b w:val="0"/>
+          <w:color w:val="4A4A49"/>
+          <w:sz w:val="22"/>
+        </w:rPr>
+        <w:t xml:space="preserve"> — 7 vinetas.</w:t>
+      </w:r>
+    </w:p>
+    <w:p>
+      <w:r>
+        <w:rPr>
+          <w:b/>
+          <w:color w:val="4A4A49"/>
+          <w:sz w:val="22"/>
+        </w:rPr>
+        <w:t>VetCareBuscarExpediente.java — cargarDatosDePrueba()</w:t>
+      </w:r>
+      <w:r>
+        <w:rPr>
+          <w:b w:val="0"/>
+          <w:color w:val="4A4A49"/>
+          <w:sz w:val="22"/>
+        </w:rPr>
+        <w:t xml:space="preserve"> — 10 vinetas.</w:t>
+      </w:r>
+    </w:p>
+    <w:p>
+      <w:r>
+        <w:rPr>
+          <w:b/>
+          <w:color w:val="4A4A49"/>
+          <w:sz w:val="22"/>
+        </w:rPr>
+        <w:t>VetCareBuscarExpediente.java — guardar()</w:t>
+      </w:r>
+      <w:r>
+        <w:rPr>
+          <w:b w:val="0"/>
+          <w:color w:val="4A4A49"/>
+          <w:sz w:val="22"/>
+        </w:rPr>
+        <w:t xml:space="preserve"> — 12 vinetas.</w:t>
+      </w:r>
+    </w:p>
+    <w:p>
+      <w:r>
+        <w:rPr>
+          <w:b/>
+          <w:color w:val="4A4A49"/>
+          <w:sz w:val="22"/>
+        </w:rPr>
+        <w:t>VetCareBuscarExpediente.java — compararBusquedas() (1/2)</w:t>
+      </w:r>
+      <w:r>
+        <w:rPr>
+          <w:b w:val="0"/>
+          <w:color w:val="4A4A49"/>
+          <w:sz w:val="22"/>
+        </w:rPr>
+        <w:t xml:space="preserve"> — 20 vinetas.</w:t>
+      </w:r>
+    </w:p>
+    <w:p>
+      <w:r>
+        <w:rPr>
+          <w:b/>
+          <w:color w:val="4A4A49"/>
+          <w:sz w:val="22"/>
+        </w:rPr>
+        <w:t>VetCareBuscarExpediente.java — compararBusquedas() (2/2)</w:t>
+      </w:r>
+      <w:r>
+        <w:rPr>
+          <w:b w:val="0"/>
+          <w:color w:val="4A4A49"/>
+          <w:sz w:val="22"/>
+        </w:rPr>
+        <w:t xml:space="preserve"> — 11 vinetas.</w:t>
+      </w:r>
+    </w:p>
+    <w:p>
+      <w:r>
+        <w:rPr>
+          <w:b/>
+          <w:color w:val="4A4A49"/>
+          <w:sz w:val="22"/>
+        </w:rPr>
+        <w:t>VetCareBuscarExpediente.java — construirInterfaz() (1/2)</w:t>
+      </w:r>
+      <w:r>
+        <w:rPr>
+          <w:b w:val="0"/>
+          <w:color w:val="4A4A49"/>
+          <w:sz w:val="22"/>
+        </w:rPr>
+        <w:t xml:space="preserve"> — 20 vinetas.</w:t>
+      </w:r>
+    </w:p>
+    <w:p>
+      <w:r>
+        <w:rPr>
+          <w:b/>
+          <w:color w:val="4A4A49"/>
+          <w:sz w:val="22"/>
+        </w:rPr>
+        <w:t>VetCareBuscarExpediente.java — construirInterfaz() (2/2)</w:t>
+      </w:r>
+      <w:r>
+        <w:rPr>
+          <w:b w:val="0"/>
+          <w:color w:val="4A4A49"/>
+          <w:sz w:val="22"/>
+        </w:rPr>
         <w:t xml:space="preserve"> — 5 vinetas.</w:t>
       </w:r>
     </w:p>
@@ -255,7 +626,43 @@
           <w:color w:val="4A4A49"/>
           <w:sz w:val="22"/>
         </w:rPr>
-        <w:t>El problema tecnico es este: con un ArrayList, buscar por ID obliga a...</w:t>
+        <w:t>VetCareBuscarExpediente.java — buscar() (1/2)</w:t>
+      </w:r>
+      <w:r>
+        <w:rPr>
+          <w:b w:val="0"/>
+          <w:color w:val="4A4A49"/>
+          <w:sz w:val="22"/>
+        </w:rPr>
+        <w:t xml:space="preserve"> — 20 vinetas.</w:t>
+      </w:r>
+    </w:p>
+    <w:p>
+      <w:r>
+        <w:rPr>
+          <w:b/>
+          <w:color w:val="4A4A49"/>
+          <w:sz w:val="22"/>
+        </w:rPr>
+        <w:t>VetCareBuscarExpediente.java — buscar() (2/2)</w:t>
+      </w:r>
+      <w:r>
+        <w:rPr>
+          <w:b w:val="0"/>
+          <w:color w:val="4A4A49"/>
+          <w:sz w:val="22"/>
+        </w:rPr>
+        <w:t xml:space="preserve"> — 2 vinetas.</w:t>
+      </w:r>
+    </w:p>
+    <w:p>
+      <w:r>
+        <w:rPr>
+          <w:b/>
+          <w:color w:val="4A4A49"/>
+          <w:sz w:val="22"/>
+        </w:rPr>
+        <w:t>VetCareBuscarExpediente.java — main()</w:t>
       </w:r>
       <w:r>
         <w:rPr>
@@ -273,25 +680,7 @@
           <w:color w:val="4A4A49"/>
           <w:sz w:val="22"/>
         </w:rPr>
-        <w:t>La API de Map es corta pero tiene trampas que hay que nombrar en voz...</w:t>
-      </w:r>
-      <w:r>
-        <w:rPr>
-          <w:b w:val="0"/>
-          <w:color w:val="4A4A49"/>
-          <w:sz w:val="22"/>
-        </w:rPr>
-        <w:t xml:space="preserve"> — 6 vinetas.</w:t>
-      </w:r>
-    </w:p>
-    <w:p>
-      <w:r>
-        <w:rPr>
-          <w:b/>
-          <w:color w:val="4A4A49"/>
-          <w:sz w:val="22"/>
-        </w:rPr>
-        <w:t>El HashSet es el hermano del HashMap: por dentro es literalmente un...</w:t>
+        <w:t>VetCareBuscarExpediente.java — class Expediente</w:t>
       </w:r>
       <w:r>
         <w:rPr>
@@ -309,7 +698,7 @@
           <w:color w:val="4A4A49"/>
           <w:sz w:val="22"/>
         </w:rPr>
-        <w:t>Ahora la parte grafica, y aqui empieza el segundo bloque de la clase</w:t>
+        <w:t>VetCareBuscarExpediente.java — Expediente()</w:t>
       </w:r>
       <w:r>
         <w:rPr>
@@ -317,7 +706,7 @@
           <w:color w:val="4A4A49"/>
           <w:sz w:val="22"/>
         </w:rPr>
-        <w:t xml:space="preserve"> — 8 vinetas.</w:t>
+        <w:t xml:space="preserve"> — 15 vinetas.</w:t>
       </w:r>
     </w:p>
     <w:p>

--- a/Programacion II/Kit docente/Clase 4/Guion Docente Clase 4 - Mapas conjuntos e interfaces graficas GUI.docx
+++ b/Programacion II/Kit docente/Clase 4/Guion Docente Clase 4 - Mapas conjuntos e interfaces graficas GUI.docx
@@ -811,7 +811,7 @@
           <w:color w:val="4A4A49"/>
           <w:sz w:val="22"/>
         </w:rPr>
-        <w:t>Cubrir el fundamento de arriba apoyandose en la slide «Teoria Core» y en la de codigo</w:t>
+        <w:t>Cubrir el fundamento de arriba apoyandose en las laminas de concepto y en las de codigo</w:t>
       </w:r>
     </w:p>
     <w:p>
@@ -821,7 +821,7 @@
           <w:color w:val="4A4A49"/>
           <w:sz w:val="22"/>
         </w:rPr>
-        <w:t>proyectable. Cada 8-10 min, amarrar al producto: «esto es lo que van a dejar hoy en VetCare».</w:t>
+        <w:t>(lo que hay que subrayar esta tambien en las notas del presentador de cada lamina). Cada 8-10 min, amarrar al producto: «esto es lo que van a dejar hoy en VetCare».</w:t>
       </w:r>
     </w:p>
     <w:p>
@@ -906,7 +906,36 @@
           <w:color w:val="1A1C1D"/>
           <w:sz w:val="32"/>
         </w:rPr>
-        <w:t>60-105 · Taller guiado = avance del PI</w:t>
+        <w:t>60-105 · Taller guiado (opcional) = avance del PI</w:t>
+      </w:r>
+    </w:p>
+    <w:p>
+      <w:r>
+        <w:rPr>
+          <w:b w:val="0"/>
+          <w:color w:val="4A4A49"/>
+          <w:sz w:val="22"/>
+        </w:rPr>
+        <w:t>Opcional: no tiene lamina en el deck. La guia esta en</w:t>
+      </w:r>
+    </w:p>
+    <w:p>
+      <w:r>
+        <w:rPr>
+          <w:rFonts w:ascii="Consolas" w:hAnsi="Consolas"/>
+          <w:b w:val="0"/>
+          <w:color w:val="111111"/>
+          <w:sz w:val="21"/>
+        </w:rPr>
+        <w:t>Clases/Clase 4 - Mapas conjuntos e interfaces graficas GUI/Taller PI - Clase 4 - VetCare.docx</w:t>
+      </w:r>
+      <w:r>
+        <w:rPr>
+          <w:b w:val="0"/>
+          <w:color w:val="4A4A49"/>
+          <w:sz w:val="22"/>
+        </w:rPr>
+        <w:t>; si hoy no se hace, se extiende la demo y la practica libre.</w:t>
       </w:r>
     </w:p>
     <w:p>
@@ -1042,7 +1071,24 @@
           <w:color w:val="4A4A49"/>
           <w:sz w:val="22"/>
         </w:rPr>
-        <w:t>Repasar el checklist de la slide de criterios.</w:t>
+        <w:t xml:space="preserve">Si hubo taller, repasar los criterios de exito del </w:t>
+      </w:r>
+      <w:r>
+        <w:rPr>
+          <w:rFonts w:ascii="Consolas" w:hAnsi="Consolas"/>
+          <w:b w:val="0"/>
+          <w:color w:val="111111"/>
+          <w:sz w:val="21"/>
+        </w:rPr>
+        <w:t>Taller PI - Clase 4 - VetCare.docx</w:t>
+      </w:r>
+      <w:r>
+        <w:rPr>
+          <w:b w:val="0"/>
+          <w:color w:val="4A4A49"/>
+          <w:sz w:val="22"/>
+        </w:rPr>
+        <w:t xml:space="preserve"> (no estan en el deck).</w:t>
       </w:r>
     </w:p>
     <w:p>

--- a/Programacion II/Kit docente/Clase 4/Guion Docente Clase 4 - Mapas conjuntos e interfaces graficas GUI.docx
+++ b/Programacion II/Kit docente/Clase 4/Guion Docente Clase 4 - Mapas conjuntos e interfaces graficas GUI.docx
@@ -237,7 +237,7 @@
           <w:color w:val="4A4A49"/>
           <w:sz w:val="22"/>
         </w:rPr>
-        <w:t>Antes de entrar en materia, el reparto del tiempo, porque hoy son dos...</w:t>
+        <w:t>Hoy son dos temas en un solo bloque: primero mapas y conjuntos con demo...</w:t>
       </w:r>
       <w:r>
         <w:rPr>
@@ -245,20 +245,7 @@
           <w:color w:val="4A4A49"/>
           <w:sz w:val="22"/>
         </w:rPr>
-        <w:t xml:space="preserve"> — 4 vinetas.</w:t>
-      </w:r>
-    </w:p>
-    <w:p>
-      <w:pPr>
-        <w:pStyle w:val="ListBullet2"/>
-      </w:pPr>
-      <w:r>
-        <w:rPr>
-          <w:b w:val="0"/>
-          <w:color w:val="4A4A49"/>
-          <w:sz w:val="22"/>
-        </w:rPr>
-        <w:t>Si el primer bloque se alarga, la ventana queda sin terminar y la clase se pierde, asi que ponga un cronometro visible.</w:t>
+        <w:t xml:space="preserve"> — 3 vinetas.</w:t>
       </w:r>
     </w:p>
     <w:p>

--- a/Programacion II/Kit docente/Clase 4/Guion Docente Clase 4 - Mapas conjuntos e interfaces graficas GUI.docx
+++ b/Programacion II/Kit docente/Clase 4/Guion Docente Clase 4 - Mapas conjuntos e interfaces graficas GUI.docx
@@ -469,7 +469,7 @@
           <w:color w:val="4A4A49"/>
           <w:sz w:val="22"/>
         </w:rPr>
-        <w:t>class VetCareBuscarExpediente</w:t>
+        <w:t>class ClinicaBuscarExpediente</w:t>
       </w:r>
       <w:r>
         <w:rPr>
@@ -487,7 +487,7 @@
           <w:color w:val="4A4A49"/>
           <w:sz w:val="22"/>
         </w:rPr>
-        <w:t>VetCareBuscarExpediente.java — VetCareBuscarExpediente()</w:t>
+        <w:t>ClinicaBuscarExpediente.java — ClinicaBuscarExpediente()</w:t>
       </w:r>
       <w:r>
         <w:rPr>
@@ -505,7 +505,7 @@
           <w:color w:val="4A4A49"/>
           <w:sz w:val="22"/>
         </w:rPr>
-        <w:t>VetCareBuscarExpediente.java — cargarDatosDePrueba()</w:t>
+        <w:t>ClinicaBuscarExpediente.java — cargarDatosDePrueba()</w:t>
       </w:r>
       <w:r>
         <w:rPr>
@@ -523,7 +523,7 @@
           <w:color w:val="4A4A49"/>
           <w:sz w:val="22"/>
         </w:rPr>
-        <w:t>VetCareBuscarExpediente.java — guardar()</w:t>
+        <w:t>ClinicaBuscarExpediente.java — guardar()</w:t>
       </w:r>
       <w:r>
         <w:rPr>
@@ -541,7 +541,7 @@
           <w:color w:val="4A4A49"/>
           <w:sz w:val="22"/>
         </w:rPr>
-        <w:t>VetCareBuscarExpediente.java — compararBusquedas() (1/2)</w:t>
+        <w:t>ClinicaBuscarExpediente.java — compararBusquedas() (1/2)</w:t>
       </w:r>
       <w:r>
         <w:rPr>
@@ -559,7 +559,7 @@
           <w:color w:val="4A4A49"/>
           <w:sz w:val="22"/>
         </w:rPr>
-        <w:t>VetCareBuscarExpediente.java — compararBusquedas() (2/2)</w:t>
+        <w:t>ClinicaBuscarExpediente.java — compararBusquedas() (2/2)</w:t>
       </w:r>
       <w:r>
         <w:rPr>
@@ -577,7 +577,7 @@
           <w:color w:val="4A4A49"/>
           <w:sz w:val="22"/>
         </w:rPr>
-        <w:t>VetCareBuscarExpediente.java — construirInterfaz() (1/2)</w:t>
+        <w:t>ClinicaBuscarExpediente.java — construirInterfaz() (1/2)</w:t>
       </w:r>
       <w:r>
         <w:rPr>
@@ -595,7 +595,7 @@
           <w:color w:val="4A4A49"/>
           <w:sz w:val="22"/>
         </w:rPr>
-        <w:t>VetCareBuscarExpediente.java — construirInterfaz() (2/2)</w:t>
+        <w:t>ClinicaBuscarExpediente.java — construirInterfaz() (2/2)</w:t>
       </w:r>
       <w:r>
         <w:rPr>
@@ -613,7 +613,7 @@
           <w:color w:val="4A4A49"/>
           <w:sz w:val="22"/>
         </w:rPr>
-        <w:t>VetCareBuscarExpediente.java — buscar() (1/2)</w:t>
+        <w:t>ClinicaBuscarExpediente.java — buscar() (1/2)</w:t>
       </w:r>
       <w:r>
         <w:rPr>
@@ -631,7 +631,7 @@
           <w:color w:val="4A4A49"/>
           <w:sz w:val="22"/>
         </w:rPr>
-        <w:t>VetCareBuscarExpediente.java — buscar() (2/2)</w:t>
+        <w:t>ClinicaBuscarExpediente.java — buscar() (2/2)</w:t>
       </w:r>
       <w:r>
         <w:rPr>
@@ -649,7 +649,7 @@
           <w:color w:val="4A4A49"/>
           <w:sz w:val="22"/>
         </w:rPr>
-        <w:t>VetCareBuscarExpediente.java — main()</w:t>
+        <w:t>ClinicaBuscarExpediente.java — main()</w:t>
       </w:r>
       <w:r>
         <w:rPr>
@@ -667,7 +667,7 @@
           <w:color w:val="4A4A49"/>
           <w:sz w:val="22"/>
         </w:rPr>
-        <w:t>VetCareBuscarExpediente.java — class Expediente</w:t>
+        <w:t>ClinicaBuscarExpediente.java — class Expediente</w:t>
       </w:r>
       <w:r>
         <w:rPr>
@@ -685,7 +685,7 @@
           <w:color w:val="4A4A49"/>
           <w:sz w:val="22"/>
         </w:rPr>
-        <w:t>VetCareBuscarExpediente.java — Expediente()</w:t>
+        <w:t>ClinicaBuscarExpediente.java — Expediente()</w:t>
       </w:r>
       <w:r>
         <w:rPr>
@@ -880,7 +880,7 @@
           <w:color w:val="111111"/>
           <w:sz w:val="21"/>
         </w:rPr>
-        <w:t>Kit docente/Clase 4/Codigo/VetCareBuscarExpediente.java</w:t>
+        <w:t>Kit docente/Clase 4/Codigo/ClinicaBuscarExpediente.java</w:t>
       </w:r>
     </w:p>
     <w:p>

--- a/Programacion II/Kit docente/Clase 4/Guion Docente Clase 4 - Mapas conjuntos e interfaces graficas GUI.docx
+++ b/Programacion II/Kit docente/Clase 4/Guion Docente Clase 4 - Mapas conjuntos e interfaces graficas GUI.docx
@@ -211,23 +211,7 @@
           <w:color w:val="4A4A49"/>
           <w:sz w:val="22"/>
         </w:rPr>
-        <w:t xml:space="preserve">Todo lo que hay que decir </w:t>
-      </w:r>
-      <w:r>
-        <w:rPr>
-          <w:b/>
-          <w:color w:val="4A4A49"/>
-          <w:sz w:val="22"/>
-        </w:rPr>
-        <w:t>esta proyectado</w:t>
-      </w:r>
-      <w:r>
-        <w:rPr>
-          <w:b w:val="0"/>
-          <w:color w:val="4A4A49"/>
-          <w:sz w:val="22"/>
-        </w:rPr>
-        <w:t>. Esta seccion dice que subrayar en cada lamina, no repite su contenido.</w:t>
+        <w:t>Las ideas de cada concepto estan proyectadas y el desarrollo completo esta en las notas del presentador de su lamina. Aqui va, por lamina y en su orden, lo que hay que subrayar.</w:t>
       </w:r>
     </w:p>
     <w:p>
@@ -237,7 +221,7 @@
           <w:color w:val="4A4A49"/>
           <w:sz w:val="22"/>
         </w:rPr>
-        <w:t>Hoy son dos temas en un solo bloque: primero mapas y conjuntos con demo...</w:t>
+        <w:t>[Slide 4] Mapas y ventanas: un mismo objetivo</w:t>
       </w:r>
       <w:r>
         <w:rPr>
@@ -245,7 +229,7 @@
           <w:color w:val="4A4A49"/>
           <w:sz w:val="22"/>
         </w:rPr>
-        <w:t xml:space="preserve"> — 3 vinetas.</w:t>
+        <w:t xml:space="preserve"> — 3 ideas proyectadas; el desarrollo, en las notas del presentador.</w:t>
       </w:r>
     </w:p>
     <w:p>
@@ -255,7 +239,7 @@
           <w:color w:val="4A4A49"/>
           <w:sz w:val="22"/>
         </w:rPr>
-        <w:t>El problema tecnico es este: con un ArrayList, buscar por ID obliga a... (1/2)</w:t>
+        <w:t>[Slide 5] De la búsqueda lineal al HashMap</w:t>
       </w:r>
       <w:r>
         <w:rPr>
@@ -263,7 +247,7 @@
           <w:color w:val="4A4A49"/>
           <w:sz w:val="22"/>
         </w:rPr>
-        <w:t xml:space="preserve"> — 3 vinetas.</w:t>
+        <w:t xml:space="preserve"> — 4 ideas proyectadas; el desarrollo, en las notas del presentador.</w:t>
       </w:r>
     </w:p>
     <w:p>
@@ -276,7 +260,7 @@
           <w:color w:val="4A4A49"/>
           <w:sz w:val="22"/>
         </w:rPr>
-        <w:t>Cuando dos claves distintas caen en la misma casilla (una colision), el mapa guarda ambas en esa casilla y usa equals() para distinguirlas al leer.</w:t>
+        <w:t>Subrayar: Cuando dos claves distintas caen en la misma casilla (una colision), el mapa guarda ambas en esa casilla y usa equals() para distinguirlas al leer.</w:t>
       </w:r>
     </w:p>
     <w:p>
@@ -286,7 +270,7 @@
           <w:color w:val="4A4A49"/>
           <w:sz w:val="22"/>
         </w:rPr>
-        <w:t>El problema tecnico es este: con un ArrayList, buscar por ID obliga a... (2/2)</w:t>
+        <w:t>[Slide 6] Expediente: el valor que guarda el mapa</w:t>
       </w:r>
       <w:r>
         <w:rPr>
@@ -294,7 +278,7 @@
           <w:color w:val="4A4A49"/>
           <w:sz w:val="22"/>
         </w:rPr>
-        <w:t xml:space="preserve"> — 2 vinetas.</w:t>
+        <w:t xml:space="preserve"> — codigo (10 lineas). Leerlo de arriba abajo y ejecutarlo en la demo.</w:t>
       </w:r>
     </w:p>
     <w:p>
@@ -304,7 +288,7 @@
           <w:color w:val="4A4A49"/>
           <w:sz w:val="22"/>
         </w:rPr>
-        <w:t>El problema tecnico es este: con un... — sintaxis</w:t>
+        <w:t>[Slide 7] La misma ficha en una lista y en un mapa</w:t>
       </w:r>
       <w:r>
         <w:rPr>
@@ -312,7 +296,7 @@
           <w:color w:val="4A4A49"/>
           <w:sz w:val="22"/>
         </w:rPr>
-        <w:t xml:space="preserve"> — 1 vinetas.</w:t>
+        <w:t xml:space="preserve"> — codigo (9 lineas). Leerlo de arriba abajo y ejecutarlo en la demo.</w:t>
       </w:r>
     </w:p>
     <w:p>
@@ -322,7 +306,7 @@
           <w:color w:val="4A4A49"/>
           <w:sz w:val="22"/>
         </w:rPr>
-        <w:t>La API de Map es corta pero tiene trampas que hay que nombrar en voz... (1/2)</w:t>
+        <w:t>[Slide 8] Medir: recorrer contra get(clave)</w:t>
       </w:r>
       <w:r>
         <w:rPr>
@@ -330,7 +314,7 @@
           <w:color w:val="4A4A49"/>
           <w:sz w:val="22"/>
         </w:rPr>
-        <w:t xml:space="preserve"> — 3 vinetas.</w:t>
+        <w:t xml:space="preserve"> — codigo (18 lineas). Leerlo de arriba abajo y ejecutarlo en la demo.</w:t>
       </w:r>
     </w:p>
     <w:p>
@@ -340,7 +324,7 @@
           <w:color w:val="4A4A49"/>
           <w:sz w:val="22"/>
         </w:rPr>
-        <w:t>La API de Map es corta pero tiene trampas que hay que nombrar en voz... (2/2)</w:t>
+        <w:t>[Slide 9] La API de Map y sus trampas</w:t>
       </w:r>
       <w:r>
         <w:rPr>
@@ -348,43 +332,7 @@
           <w:color w:val="4A4A49"/>
           <w:sz w:val="22"/>
         </w:rPr>
-        <w:t xml:space="preserve"> — 3 vinetas.</w:t>
-      </w:r>
-    </w:p>
-    <w:p>
-      <w:r>
-        <w:rPr>
-          <w:b/>
-          <w:color w:val="4A4A49"/>
-          <w:sz w:val="22"/>
-        </w:rPr>
-        <w:t>La API de Map es corta pero tiene trampas que... — sintaxis</w:t>
-      </w:r>
-      <w:r>
-        <w:rPr>
-          <w:b w:val="0"/>
-          <w:color w:val="4A4A49"/>
-          <w:sz w:val="22"/>
-        </w:rPr>
-        <w:t xml:space="preserve"> — 1 vinetas.</w:t>
-      </w:r>
-    </w:p>
-    <w:p>
-      <w:r>
-        <w:rPr>
-          <w:b/>
-          <w:color w:val="4A4A49"/>
-          <w:sz w:val="22"/>
-        </w:rPr>
-        <w:t>El HashSet es el hermano del HashMap: por dentro es literalmente un...</w:t>
-      </w:r>
-      <w:r>
-        <w:rPr>
-          <w:b w:val="0"/>
-          <w:color w:val="4A4A49"/>
-          <w:sz w:val="22"/>
-        </w:rPr>
-        <w:t xml:space="preserve"> — 6 vinetas.</w:t>
+        <w:t xml:space="preserve"> — 4 ideas proyectadas; el desarrollo, en las notas del presentador.</w:t>
       </w:r>
     </w:p>
     <w:p>
@@ -397,7 +345,43 @@
           <w:color w:val="4A4A49"/>
           <w:sz w:val="22"/>
         </w:rPr>
-        <w:t>Lo que un HashSet no le garantiza es el orden: si usted agrega Labrador, Criollo y Persa y luego imprime el conjunto, pueden salir en cualquier orden, porque la posicion la decide el hash.</w:t>
+        <w:t>Subrayar: La API de Map es corta pero tiene trampas que hay que nombrar en voz alta. put(clave, valor) agrega, pero si la clave ya existia reemplaza el valor anterior en silencio y devuelve el que estaba: eso significa que un HashMap nunca tiene claves repetidas, y que guardar dos veces M-001 no da error, simplemente pisa el expediente anterior, lo cual puede ser exactamente lo que usted quiere o un bug grave si no lo controla. get(clave) devuelve el valor o null si la clave no existe, por eso siempre hay que validar antes de usar el resultado; getOrDefault(clave, valorPorDefecto) es la version comoda. containsKey pregunta por la clave y containsValue por el valor, siendo esta ultima lenta porque esa si recorre todo el mapa.</w:t>
+      </w:r>
+    </w:p>
+    <w:p>
+      <w:r>
+        <w:rPr>
+          <w:b/>
+          <w:color w:val="4A4A49"/>
+          <w:sz w:val="22"/>
+        </w:rPr>
+        <w:t>[Slide 10] guardar(): put avisa antes de reemplazar</w:t>
+      </w:r>
+      <w:r>
+        <w:rPr>
+          <w:b w:val="0"/>
+          <w:color w:val="4A4A49"/>
+          <w:sz w:val="22"/>
+        </w:rPr>
+        <w:t xml:space="preserve"> — codigo (11 lineas). Leerlo de arriba abajo y ejecutarlo en la demo.</w:t>
+      </w:r>
+    </w:p>
+    <w:p>
+      <w:r>
+        <w:rPr>
+          <w:b/>
+          <w:color w:val="4A4A49"/>
+          <w:sz w:val="22"/>
+        </w:rPr>
+        <w:t>[Slide 11] HashSet: el conjunto sin duplicados</w:t>
+      </w:r>
+      <w:r>
+        <w:rPr>
+          <w:b w:val="0"/>
+          <w:color w:val="4A4A49"/>
+          <w:sz w:val="22"/>
+        </w:rPr>
+        <w:t xml:space="preserve"> — 3 ideas proyectadas; el desarrollo, en las notas del presentador.</w:t>
       </w:r>
     </w:p>
     <w:p>
@@ -410,25 +394,7 @@
           <w:color w:val="4A4A49"/>
           <w:sz w:val="22"/>
         </w:rPr>
-        <w:t>Si necesita conservar el orden de insercion use LinkedHashSet o LinkedHashMap, y si necesita orden alfabetico use TreeSet o TreeMap, que ordenan pero cuestan un poco mas.</w:t>
-      </w:r>
-    </w:p>
-    <w:p>
-      <w:r>
-        <w:rPr>
-          <w:b/>
-          <w:color w:val="4A4A49"/>
-          <w:sz w:val="22"/>
-        </w:rPr>
-        <w:t>Ahora la parte grafica, y aqui empieza el segundo bloque de la clase (1/2)</w:t>
-      </w:r>
-      <w:r>
-        <w:rPr>
-          <w:b w:val="0"/>
-          <w:color w:val="4A4A49"/>
-          <w:sz w:val="22"/>
-        </w:rPr>
-        <w:t xml:space="preserve"> — 4 vinetas.</w:t>
+        <w:t>Subrayar: Lo que un HashSet no le garantiza es el orden: si usted agrega Labrador, Criollo y Persa y luego imprime el conjunto, pueden salir en cualquier orden, porque la posicion la decide el hash.</w:t>
       </w:r>
     </w:p>
     <w:p>
@@ -441,7 +407,7 @@
           <w:color w:val="4A4A49"/>
           <w:sz w:val="22"/>
         </w:rPr>
-        <w:t>Ahora la parte grafica, y aqui empieza el segundo bloque de la clase.</w:t>
+        <w:t>Subrayar: Si necesita conservar el orden de insercion use LinkedHashSet o LinkedHashMap, y si necesita orden alfabetico use TreeSet o TreeMap, que ordenan pero cuestan un poco mas.</w:t>
       </w:r>
     </w:p>
     <w:p>
@@ -451,7 +417,7 @@
           <w:color w:val="4A4A49"/>
           <w:sz w:val="22"/>
         </w:rPr>
-        <w:t>Ahora la parte grafica, y aqui empieza el segundo bloque de la clase (2/2)</w:t>
+        <w:t>[Slide 12] Un mapa y un conjunto como atributos</w:t>
       </w:r>
       <w:r>
         <w:rPr>
@@ -459,7 +425,7 @@
           <w:color w:val="4A4A49"/>
           <w:sz w:val="22"/>
         </w:rPr>
-        <w:t xml:space="preserve"> — 3 vinetas.</w:t>
+        <w:t xml:space="preserve"> — codigo (12 lineas). Leerlo de arriba abajo y ejecutarlo en la demo.</w:t>
       </w:r>
     </w:p>
     <w:p>
@@ -469,7 +435,7 @@
           <w:color w:val="4A4A49"/>
           <w:sz w:val="22"/>
         </w:rPr>
-        <w:t>class ClinicaBuscarExpediente</w:t>
+        <w:t>[Slide 13] Swing: ventana, paneles y componentes</w:t>
       </w:r>
       <w:r>
         <w:rPr>
@@ -477,7 +443,20 @@
           <w:color w:val="4A4A49"/>
           <w:sz w:val="22"/>
         </w:rPr>
-        <w:t xml:space="preserve"> — 11 vinetas.</w:t>
+        <w:t xml:space="preserve"> — 4 ideas proyectadas; el desarrollo, en las notas del presentador.</w:t>
+      </w:r>
+    </w:p>
+    <w:p>
+      <w:pPr>
+        <w:pStyle w:val="ListBullet2"/>
+      </w:pPr>
+      <w:r>
+        <w:rPr>
+          <w:b w:val="0"/>
+          <w:color w:val="4A4A49"/>
+          <w:sz w:val="22"/>
+        </w:rPr>
+        <w:t>Subrayar: Ahora la parte grafica, y aqui empieza el segundo bloque de la clase.</w:t>
       </w:r>
     </w:p>
     <w:p>
@@ -487,7 +466,7 @@
           <w:color w:val="4A4A49"/>
           <w:sz w:val="22"/>
         </w:rPr>
-        <w:t>ClinicaBuscarExpediente.java — ClinicaBuscarExpediente()</w:t>
+        <w:t>[Slide 14] Paneles y layouts, escritos a mano</w:t>
       </w:r>
       <w:r>
         <w:rPr>
@@ -495,7 +474,7 @@
           <w:color w:val="4A4A49"/>
           <w:sz w:val="22"/>
         </w:rPr>
-        <w:t xml:space="preserve"> — 7 vinetas.</w:t>
+        <w:t xml:space="preserve"> — codigo (14 lineas). Leerlo de arriba abajo y ejecutarlo en la demo.</w:t>
       </w:r>
     </w:p>
     <w:p>
@@ -505,7 +484,7 @@
           <w:color w:val="4A4A49"/>
           <w:sz w:val="22"/>
         </w:rPr>
-        <w:t>ClinicaBuscarExpediente.java — cargarDatosDePrueba()</w:t>
+        <w:t>[Slide 15] El evento, el cierre y el arranque en el EDT</w:t>
       </w:r>
       <w:r>
         <w:rPr>
@@ -513,7 +492,7 @@
           <w:color w:val="4A4A49"/>
           <w:sz w:val="22"/>
         </w:rPr>
-        <w:t xml:space="preserve"> — 10 vinetas.</w:t>
+        <w:t xml:space="preserve"> — codigo (11 lineas). Leerlo de arriba abajo y ejecutarlo en la demo.</w:t>
       </w:r>
     </w:p>
     <w:p>
@@ -523,7 +502,7 @@
           <w:color w:val="4A4A49"/>
           <w:sz w:val="22"/>
         </w:rPr>
-        <w:t>ClinicaBuscarExpediente.java — guardar()</w:t>
+        <w:t>[Slide 16] buscar(): get y el caso null</w:t>
       </w:r>
       <w:r>
         <w:rPr>
@@ -531,169 +510,43 @@
           <w:color w:val="4A4A49"/>
           <w:sz w:val="22"/>
         </w:rPr>
-        <w:t xml:space="preserve"> — 12 vinetas.</w:t>
+        <w:t xml:space="preserve"> — codigo (10 lineas). Leerlo de arriba abajo y ejecutarlo en la demo.</w:t>
       </w:r>
     </w:p>
     <w:p>
+      <w:pPr>
+        <w:spacing w:before="200" w:after="60"/>
+      </w:pPr>
       <w:r>
         <w:rPr>
           <w:b/>
-          <w:color w:val="4A4A49"/>
-          <w:sz w:val="22"/>
+          <w:color w:val="1A1C1D"/>
+          <w:sz w:val="32"/>
         </w:rPr>
-        <w:t>ClinicaBuscarExpediente.java — compararBusquedas() (1/2)</w:t>
+        <w:t>Errores tipicos del docente que no domina el tema</w:t>
       </w:r>
+    </w:p>
+    <w:p>
       <w:r>
         <w:rPr>
           <w:b w:val="0"/>
           <w:color w:val="4A4A49"/>
           <w:sz w:val="22"/>
         </w:rPr>
-        <w:t xml:space="preserve"> — 20 vinetas.</w:t>
+        <w:t>Material de preparacion: no se proyecta.</w:t>
       </w:r>
     </w:p>
     <w:p>
-      <w:r>
-        <w:rPr>
-          <w:b/>
-          <w:color w:val="4A4A49"/>
-          <w:sz w:val="22"/>
-        </w:rPr>
-        <w:t>ClinicaBuscarExpediente.java — compararBusquedas() (2/2)</w:t>
-      </w:r>
+      <w:pPr>
+        <w:pStyle w:val="ListBullet"/>
+      </w:pPr>
       <w:r>
         <w:rPr>
           <w:b w:val="0"/>
           <w:color w:val="4A4A49"/>
           <w:sz w:val="22"/>
         </w:rPr>
-        <w:t xml:space="preserve"> — 11 vinetas.</w:t>
-      </w:r>
-    </w:p>
-    <w:p>
-      <w:r>
-        <w:rPr>
-          <w:b/>
-          <w:color w:val="4A4A49"/>
-          <w:sz w:val="22"/>
-        </w:rPr>
-        <w:t>ClinicaBuscarExpediente.java — construirInterfaz() (1/2)</w:t>
-      </w:r>
-      <w:r>
-        <w:rPr>
-          <w:b w:val="0"/>
-          <w:color w:val="4A4A49"/>
-          <w:sz w:val="22"/>
-        </w:rPr>
-        <w:t xml:space="preserve"> — 20 vinetas.</w:t>
-      </w:r>
-    </w:p>
-    <w:p>
-      <w:r>
-        <w:rPr>
-          <w:b/>
-          <w:color w:val="4A4A49"/>
-          <w:sz w:val="22"/>
-        </w:rPr>
-        <w:t>ClinicaBuscarExpediente.java — construirInterfaz() (2/2)</w:t>
-      </w:r>
-      <w:r>
-        <w:rPr>
-          <w:b w:val="0"/>
-          <w:color w:val="4A4A49"/>
-          <w:sz w:val="22"/>
-        </w:rPr>
-        <w:t xml:space="preserve"> — 5 vinetas.</w:t>
-      </w:r>
-    </w:p>
-    <w:p>
-      <w:r>
-        <w:rPr>
-          <w:b/>
-          <w:color w:val="4A4A49"/>
-          <w:sz w:val="22"/>
-        </w:rPr>
-        <w:t>ClinicaBuscarExpediente.java — buscar() (1/2)</w:t>
-      </w:r>
-      <w:r>
-        <w:rPr>
-          <w:b w:val="0"/>
-          <w:color w:val="4A4A49"/>
-          <w:sz w:val="22"/>
-        </w:rPr>
-        <w:t xml:space="preserve"> — 20 vinetas.</w:t>
-      </w:r>
-    </w:p>
-    <w:p>
-      <w:r>
-        <w:rPr>
-          <w:b/>
-          <w:color w:val="4A4A49"/>
-          <w:sz w:val="22"/>
-        </w:rPr>
-        <w:t>ClinicaBuscarExpediente.java — buscar() (2/2)</w:t>
-      </w:r>
-      <w:r>
-        <w:rPr>
-          <w:b w:val="0"/>
-          <w:color w:val="4A4A49"/>
-          <w:sz w:val="22"/>
-        </w:rPr>
-        <w:t xml:space="preserve"> — 2 vinetas.</w:t>
-      </w:r>
-    </w:p>
-    <w:p>
-      <w:r>
-        <w:rPr>
-          <w:b/>
-          <w:color w:val="4A4A49"/>
-          <w:sz w:val="22"/>
-        </w:rPr>
-        <w:t>ClinicaBuscarExpediente.java — main()</w:t>
-      </w:r>
-      <w:r>
-        <w:rPr>
-          <w:b w:val="0"/>
-          <w:color w:val="4A4A49"/>
-          <w:sz w:val="22"/>
-        </w:rPr>
-        <w:t xml:space="preserve"> — 6 vinetas.</w:t>
-      </w:r>
-    </w:p>
-    <w:p>
-      <w:r>
-        <w:rPr>
-          <w:b/>
-          <w:color w:val="4A4A49"/>
-          <w:sz w:val="22"/>
-        </w:rPr>
-        <w:t>ClinicaBuscarExpediente.java — class Expediente</w:t>
-      </w:r>
-      <w:r>
-        <w:rPr>
-          <w:b w:val="0"/>
-          <w:color w:val="4A4A49"/>
-          <w:sz w:val="22"/>
-        </w:rPr>
-        <w:t xml:space="preserve"> — 8 vinetas.</w:t>
-      </w:r>
-    </w:p>
-    <w:p>
-      <w:r>
-        <w:rPr>
-          <w:b/>
-          <w:color w:val="4A4A49"/>
-          <w:sz w:val="22"/>
-        </w:rPr>
-        <w:t>ClinicaBuscarExpediente.java — Expediente()</w:t>
-      </w:r>
-      <w:r>
-        <w:rPr>
-          <w:b w:val="0"/>
-          <w:color w:val="4A4A49"/>
-          <w:sz w:val="22"/>
-        </w:rPr>
-        <w:t xml:space="preserve"> — 15 vinetas.</w:t>
+        <w:t>Error tipico del docente que no domina el tema: pegar una ventana entera —de un tutorial o de una IA— y escribir toda la logica del negocio dentro del actionPerformed del boton. Eso produce una demo bonita en cinco minutos y un curso que no entiende nada, porque el estudiante nunca ve donde se crea el JFrame ni como se conecta el evento. VS Code no trae disenador visual, y en esta clase eso es una ventaja, no una carencia: obliga a escribir la ventana a mano. Escribala completa al menos esta primera vez, y deje claro que la ventana solo lee el texto del JTextField y llama a un metodo del registro: la logica y el HashMap viven en la clase de negocio, no en la interfaz. Los otros tropiezos son mecanicos y hay que provocarlos a proposito: olvidar setVisible(true) y quedarse esperando una ventana que nunca aparece; usar setLayout(null) y posicionar todo con coordenadas fijas que se descuadran al cambiar el tamano; y en la parte de mapas, imprimir un HashMap esperando el orden de insercion y no poder explicar por que salio revuelto. Ensaye la clase completa una vez de corrido antes del miercoles, con cronometro, porque el riesgo real de hoy no es tecnico sino de tiempo.</w:t>
       </w:r>
     </w:p>
     <w:p>

--- a/Programacion II/Kit docente/Clase 4/Guion Docente Clase 4 - Mapas conjuntos e interfaces graficas GUI.docx
+++ b/Programacion II/Kit docente/Clase 4/Guion Docente Clase 4 - Mapas conjuntos e interfaces graficas GUI.docx
@@ -278,7 +278,7 @@
           <w:color w:val="4A4A49"/>
           <w:sz w:val="22"/>
         </w:rPr>
-        <w:t xml:space="preserve"> — codigo (10 lineas). Leerlo de arriba abajo y ejecutarlo en la demo.</w:t>
+        <w:t xml:space="preserve"> — programa completo (31 lineas): se copia en Main.java y corre solo. Leerlo de arriba abajo y ejecutarlo; la salida esperada esta en las notas del presentador.</w:t>
       </w:r>
     </w:p>
     <w:p>
@@ -296,7 +296,7 @@
           <w:color w:val="4A4A49"/>
           <w:sz w:val="22"/>
         </w:rPr>
-        <w:t xml:space="preserve"> — codigo (9 lineas). Leerlo de arriba abajo y ejecutarlo en la demo.</w:t>
+        <w:t xml:space="preserve"> — programa completo (36 lineas): se copia en Main.java y corre solo. Leerlo de arriba abajo y ejecutarlo; la salida esperada esta en las notas del presentador.</w:t>
       </w:r>
     </w:p>
     <w:p>
@@ -314,7 +314,7 @@
           <w:color w:val="4A4A49"/>
           <w:sz w:val="22"/>
         </w:rPr>
-        <w:t xml:space="preserve"> — codigo (18 lineas). Leerlo de arriba abajo y ejecutarlo en la demo.</w:t>
+        <w:t xml:space="preserve"> — programa completo (45 lineas): se copia en Main.java y corre solo. Leerlo de arriba abajo y ejecutarlo; la salida esperada esta en las notas del presentador.</w:t>
       </w:r>
     </w:p>
     <w:p>
@@ -363,7 +363,7 @@
           <w:color w:val="4A4A49"/>
           <w:sz w:val="22"/>
         </w:rPr>
-        <w:t xml:space="preserve"> — codigo (11 lineas). Leerlo de arriba abajo y ejecutarlo en la demo.</w:t>
+        <w:t xml:space="preserve"> — programa completo (46 lineas): se copia en Main.java y corre solo. Leerlo de arriba abajo y ejecutarlo; la salida esperada esta en las notas del presentador.</w:t>
       </w:r>
     </w:p>
     <w:p>
@@ -425,7 +425,7 @@
           <w:color w:val="4A4A49"/>
           <w:sz w:val="22"/>
         </w:rPr>
-        <w:t xml:space="preserve"> — codigo (12 lineas). Leerlo de arriba abajo y ejecutarlo en la demo.</w:t>
+        <w:t xml:space="preserve"> — programa completo (46 lineas): se copia en Main.java y corre solo. Leerlo de arriba abajo y ejecutarlo; la salida esperada esta en las notas del presentador.</w:t>
       </w:r>
     </w:p>
     <w:p>
@@ -474,7 +474,7 @@
           <w:color w:val="4A4A49"/>
           <w:sz w:val="22"/>
         </w:rPr>
-        <w:t xml:space="preserve"> — codigo (14 lineas). Leerlo de arriba abajo y ejecutarlo en la demo.</w:t>
+        <w:t xml:space="preserve"> — programa completo (37 lineas): se copia en Main.java y corre solo. Leerlo de arriba abajo y ejecutarlo; la salida esperada esta en las notas del presentador.</w:t>
       </w:r>
     </w:p>
     <w:p>
@@ -492,7 +492,7 @@
           <w:color w:val="4A4A49"/>
           <w:sz w:val="22"/>
         </w:rPr>
-        <w:t xml:space="preserve"> — codigo (11 lineas). Leerlo de arriba abajo y ejecutarlo en la demo.</w:t>
+        <w:t xml:space="preserve"> — programa completo (36 lineas): se copia en Main.java y corre solo. Leerlo de arriba abajo y ejecutarlo; la salida esperada esta en las notas del presentador.</w:t>
       </w:r>
     </w:p>
     <w:p>
@@ -510,7 +510,7 @@
           <w:color w:val="4A4A49"/>
           <w:sz w:val="22"/>
         </w:rPr>
-        <w:t xml:space="preserve"> — codigo (10 lineas). Leerlo de arriba abajo y ejecutarlo en la demo.</w:t>
+        <w:t xml:space="preserve"> — programa completo (45 lineas): se copia en Main.java y corre solo. Leerlo de arriba abajo y ejecutarlo; la salida esperada esta en las notas del presentador.</w:t>
       </w:r>
     </w:p>
     <w:p>
